--- a/fouga/FOUGA_CM170_COLLECTE/FOUGA_CM170_Section_III_Limitations.docx
+++ b/fouga/FOUGA_CM170_COLLECTE/FOUGA_CM170_Section_III_Limitations.docx
@@ -1711,7 +1711,7 @@
         <w:jc w:val="both"/>
       </w:pPr>
       <w:r>
-        <w:t xml:space="preserve">Dans tous les cas de chargements possibles (1 ou 2 pilotes, avec ou sans armement, bidons pleins ou vides), l’avion reste dans les limites de centrage correct (23 % – 33 %).</w:t>
+        <w:t xml:space="preserve">Dans tous les cas de chargements possibles (1 ou 2 pilotes, avec ou sans armement, bidons pleins ou vides), l’avion reste dans les limites de centrage correct (23 % - 33 %).</w:t>
       </w:r>
     </w:p>
     <w:p>
@@ -1779,7 +1779,7 @@
         <w:jc w:val="both"/>
       </w:pPr>
       <w:r>
-        <w:t xml:space="preserve">Le train doit être manœuvré à Vi ≤ 140 nœuds. Durée de la manœuvre : sortie 5 secondes – rentrée 3,5 secondes.</w:t>
+        <w:t xml:space="preserve">Le train doit être manœuvré à Vi ≤ 140 nœuds. Durée de la manœuvre : sortie 5 secondes - rentrée 3,5 secondes.</w:t>
       </w:r>
     </w:p>
     <w:p>
